--- a/download/resume.docx
+++ b/download/resume.docx
@@ -1031,6 +1031,18 @@
         </w:numPr>
       </w:pPr>
       <w:r>
+        <w:t xml:space="preserve">AWS Certified AI Practioner, Mar 2026 (AWS05837963)</w:t>
+      </w:r>
+    </w:p>
+    <w:p>
+      <w:pPr>
+        <w:pStyle w:val="Compact"/>
+        <w:numPr>
+          <w:ilvl w:val="0"/>
+          <w:numId w:val="1019"/>
+        </w:numPr>
+      </w:pPr>
+      <w:r>
         <w:t xml:space="preserve">Certified ScrumMaster (CSM), Jan 2024 (001610775)</w:t>
       </w:r>
     </w:p>
@@ -1296,7 +1308,7 @@
         </w:numPr>
       </w:pPr>
       <w:r>
-        <w:t xml:space="preserve">Hypertune, Atlassian Atlas, Atlassian Compass, Vercel, Lerna, pnpm, Proxmox, Opsgenie, Azure AD, ProductBoard, Figma, Github Actions, Webpack, Jest, Drone CI, RushJS, monorepo, Terraform Enterprise, JFrog Artifactory, Notion, Codacy, Spinnaker, VSCode, GitLab Runners, Firebase, Cloud Firestore, MacStadium, CucumberStudio, BrowserStack, AppAutomate, Autopilot, Contentful, LucidChart, AWS, GCP, Azure, CI/CD, Docker, k8, Terraform, Vault, Concourse CI, Bitbucket, Ansible, Chef, Datadog, Sentry.io, Zendesk, Superset, Pingdom, Cloudcraft, Bitbucket Pipelines, Statuspage.io, Aha!, Kubernetes, Istio, Knative, StackStorm, Nexus, Github Enterprise, Gitlab, Citrix XenMobile 9/10, Citrix Netscaler / Receiver, CohesiveFT, Slack, Icinga2, PagerDuty, SumoLogic, OneBug, OSSEC, TestKitchen, Podio, Jenkins, TFS, Scalr, Icinga, CloudStack, Eucalyptus, Graylog2, Route53, SalesForce.com, Ice, RubyMine, VisualStudio 2015, Avaya IP Office 500, LastPass, VMWare ESXi 5.5, Citrix XenServer 6.0/6.5, KVM, SQL Server 2014 Std./Ent, WCF, Entity Framework, Visual Studio 2010/2012/2013, MonoDevelop, Xamarin, Atlassian Stash, Git, FortiNet, Microsoft CRM, SourceGear Vault, Windows Server 2008, Ubuntu, Joomla, LVS/Ultramonkey, EqualLogic PS4000e, EMC AX150, MD3000i, PC6248, PC6224, PC5448, Citrix XenServer, VMWare Workstation, Eclipse, Subversion, Atlassian JIRA, Atlassian Confluence, Atlassian Bamboo, Atlassian Fisheye, Atlassian Crowd, Atlassian Greenhopper, Keri, XOSoft WANSync, ProFTPD, Illustrator, Zmanda, Exchange 2007, VMWare ESX, GlassFish, Tomcat, InDesign, BitDefender, Blackberry Enterprise Server, Logmein, GoToMyPC, GoToMeeting, GoToAssist, Agile methodologies, Kanban, Scrum, SQL Server 2005, Netbeans, Liferay, Mitel, SIP, Watchguard, SonicWALL, TestTrack, SurroundSCM, Symantec BackupExec, Exchange 2000, Solaris, RHEL, CentOS, Gentoo, Windows XP, Oracle, MySQL, iptables, Cisco, Clariion CX300, BIND, Sophos, Citrix MetaFrame, Windows 2000, Symantec Ghost, Active Directory, RemotelyAnywhere, Dreamweaver, Photoshop, Flash, SQL Server 2000, SUS</w:t>
+        <w:t xml:space="preserve">Amazon Bedrock, Bedrock Guardrails, SageMaker, Bedrock Knowledge Base, Hypertune, Atlassian Atlas, Atlassian Compass, Vercel, Lerna, pnpm, Proxmox, Opsgenie, Azure AD, ProductBoard, Figma, Github Actions, Webpack, Jest, Drone CI, RushJS, monorepo, Terraform Enterprise, JFrog Artifactory, Notion, Codacy, Spinnaker, VSCode, GitLab Runners, Firebase, Cloud Firestore, MacStadium, CucumberStudio, BrowserStack, AppAutomate, Autopilot, Contentful, LucidChart, AWS, GCP, Azure, CI/CD, Docker, k8, Terraform, Vault, Concourse CI, Bitbucket, Ansible, Chef, Datadog, Sentry.io, Zendesk, Superset, Pingdom, Cloudcraft, Bitbucket Pipelines, Statuspage.io, Aha!, Kubernetes, Istio, Knative, StackStorm, Nexus, Github Enterprise, Gitlab, Citrix XenMobile 9/10, Citrix Netscaler / Receiver, CohesiveFT, Slack, Icinga2, PagerDuty, SumoLogic, OneBug, OSSEC, TestKitchen, Podio, Jenkins, TFS, Scalr, Icinga, CloudStack, Eucalyptus, Graylog2, Route53, SalesForce.com, Ice, RubyMine, VisualStudio 2015, Avaya IP Office 500, LastPass, VMWare ESXi 5.5, Citrix XenServer 6.0/6.5, KVM, SQL Server 2014 Std./Ent, WCF, Entity Framework, Visual Studio 2010/2012/2013, MonoDevelop, Xamarin, Atlassian Stash, Git, FortiNet, Microsoft CRM, SourceGear Vault, Windows Server 2008, Ubuntu, Joomla, LVS/Ultramonkey, EqualLogic PS4000e, EMC AX150, MD3000i, PC6248, PC6224, PC5448, Citrix XenServer, VMWare Workstation, Eclipse, Subversion, Atlassian JIRA, Atlassian Confluence, Atlassian Bamboo, Atlassian Fisheye, Atlassian Crowd, Atlassian Greenhopper, Keri, XOSoft WANSync, ProFTPD, Illustrator, Zmanda, Exchange 2007, VMWare ESX, GlassFish, Tomcat, InDesign, BitDefender, Blackberry Enterprise Server, Logmein, GoToMyPC, GoToMeeting, GoToAssist, Agile methodologies, Kanban, Scrum, SQL Server 2005, Netbeans, Liferay, Mitel, SIP, Watchguard, SonicWALL, TestTrack, SurroundSCM, Symantec BackupExec, Exchange 2000, Solaris, RHEL, CentOS, Gentoo, Windows XP, Oracle, MySQL, iptables, Cisco, Clariion CX300, BIND, Sophos, Citrix MetaFrame, Windows 2000, Symantec Ghost, Active Directory, RemotelyAnywhere, Dreamweaver, Photoshop, Flash, SQL Server 2000, SUS</w:t>
       </w:r>
     </w:p>
     <w:bookmarkEnd w:id="26"/>
